--- a/设定/地理/势力侧写-圣盾共和国.docx
+++ b/设定/地理/势力侧写-圣盾共和国.docx
@@ -1265,7 +1265,7 @@
           <w:szCs w:val="28"/>
           <w:lang w:val="en-US" w:eastAsia="zh-CN"/>
         </w:rPr>
-        <w:t>的效果越来越弱了！你们这些研究员都是些什么废物！帝国养着你们不是让你们吃干饭的！没有“永恒花束”，就去找替代品！</w:t>
+        <w:t>的效果越来越弱了！你们这些研究员都是些什么废物！帝国养着你们不是让你们吃干饭的！没有“永痕花束”，就去找替代品！</w:t>
       </w:r>
       <w:bookmarkStart w:id="0" w:name="_GoBack"/>
       <w:bookmarkEnd w:id="0"/>
